--- a/电路/作业/实验二 电位电压测定与电位图实验报告.docx
+++ b/电路/作业/实验二 电位电压测定与电位图实验报告.docx
@@ -198,7 +198,7 @@
           <w:u w:val="single"/>
           <w:shd w:val="clear" w:color="auto" w:fill="FFFFFF"/>
         </w:rPr>
-        <w:t xml:space="preserve">                    </w:t>
+        <w:t xml:space="preserve">                 </w:t>
       </w:r>
     </w:p>
     <w:p>
@@ -232,7 +232,7 @@
           <w:u w:val="single"/>
           <w:shd w:val="clear" w:color="auto" w:fill="FFFFFF"/>
         </w:rPr>
-        <w:t xml:space="preserve">：        </w:t>
+        <w:t xml:space="preserve">：     </w:t>
       </w:r>
       <w:r>
         <w:rPr>
@@ -255,45 +255,14 @@
           <w:u w:val="single"/>
           <w:shd w:val="clear" w:color="auto" w:fill="FFFFFF"/>
         </w:rPr>
-        <w:t xml:space="preserve">          </w:t>
+        <w:t xml:space="preserve">      </w:t>
       </w:r>
     </w:p>
     <w:p>
       <w:pPr>
         <w:ind w:firstLine="1779" w:firstLineChars="593"/>
         <w:rPr>
-          <w:rFonts w:hint="eastAsia" w:ascii="宋体" w:hAnsi="宋体" w:cs="Arial"/>
-          <w:caps/>
-          <w:sz w:val="30"/>
-          <w:szCs w:val="30"/>
-          <w:u w:val="single"/>
-          <w:shd w:val="clear" w:color="auto" w:fill="FFFFFF"/>
-        </w:rPr>
-      </w:pPr>
-      <w:r>
-        <w:rPr>
-          <w:rFonts w:hint="eastAsia" w:ascii="宋体" w:hAnsi="宋体" w:cs="Arial"/>
-          <w:caps/>
-          <w:sz w:val="30"/>
-          <w:szCs w:val="30"/>
-          <w:shd w:val="clear" w:color="auto" w:fill="FFFFFF"/>
-        </w:rPr>
-        <w:t>年    级</w:t>
-      </w:r>
-      <w:r>
-        <w:rPr>
-          <w:rFonts w:hint="eastAsia" w:ascii="宋体" w:hAnsi="宋体" w:cs="Arial"/>
-          <w:caps/>
-          <w:sz w:val="30"/>
-          <w:szCs w:val="30"/>
-          <w:u w:val="single"/>
-          <w:shd w:val="clear" w:color="auto" w:fill="FFFFFF"/>
-        </w:rPr>
-        <w:t xml:space="preserve">：        </w:t>
-      </w:r>
-      <w:r>
-        <w:rPr>
-          <w:rFonts w:hint="eastAsia" w:ascii="宋体" w:hAnsi="宋体" w:cs="Arial"/>
+          <w:rFonts w:hint="default" w:ascii="宋体" w:hAnsi="宋体" w:eastAsia="宋体" w:cs="Arial"/>
           <w:caps/>
           <w:sz w:val="30"/>
           <w:szCs w:val="30"/>
@@ -301,52 +270,27 @@
           <w:shd w:val="clear" w:color="auto" w:fill="FFFFFF"/>
           <w:lang w:val="en-US" w:eastAsia="zh-CN"/>
         </w:rPr>
-        <w:t>大二</w:t>
-      </w:r>
+      </w:pPr>
       <w:r>
         <w:rPr>
           <w:rFonts w:hint="eastAsia" w:ascii="宋体" w:hAnsi="宋体" w:cs="Arial"/>
           <w:caps/>
           <w:sz w:val="30"/>
           <w:szCs w:val="30"/>
+          <w:shd w:val="clear" w:color="auto" w:fill="FFFFFF"/>
+        </w:rPr>
+        <w:t>年    级</w:t>
+      </w:r>
+      <w:r>
+        <w:rPr>
+          <w:rFonts w:hint="eastAsia" w:ascii="宋体" w:hAnsi="宋体" w:cs="Arial"/>
+          <w:caps/>
+          <w:sz w:val="30"/>
+          <w:szCs w:val="30"/>
           <w:u w:val="single"/>
           <w:shd w:val="clear" w:color="auto" w:fill="FFFFFF"/>
         </w:rPr>
-        <w:t xml:space="preserve">                 </w:t>
-      </w:r>
-    </w:p>
-    <w:p>
-      <w:pPr>
-        <w:ind w:firstLine="1779" w:firstLineChars="593"/>
-        <w:rPr>
-          <w:rFonts w:hint="eastAsia" w:ascii="宋体" w:hAnsi="宋体" w:cs="Arial"/>
-          <w:caps/>
-          <w:sz w:val="30"/>
-          <w:szCs w:val="30"/>
-          <w:u w:val="single"/>
-          <w:shd w:val="clear" w:color="auto" w:fill="FFFFFF"/>
-        </w:rPr>
-      </w:pPr>
-      <w:r>
-        <w:rPr>
-          <w:rFonts w:hint="eastAsia" w:ascii="宋体" w:hAnsi="宋体" w:cs="Arial"/>
-          <w:caps/>
-          <w:sz w:val="30"/>
-          <w:szCs w:val="30"/>
-          <w:shd w:val="clear" w:color="auto" w:fill="FFFFFF"/>
-        </w:rPr>
-        <w:t>课程名称</w:t>
-      </w:r>
-      <w:r>
-        <w:rPr>
-          <w:rFonts w:hint="eastAsia" w:ascii="宋体" w:hAnsi="宋体" w:cs="Arial"/>
-          <w:caps/>
-          <w:sz w:val="30"/>
-          <w:szCs w:val="30"/>
-          <w:u w:val="single"/>
-          <w:shd w:val="clear" w:color="auto" w:fill="FFFFFF"/>
-        </w:rPr>
-        <w:t xml:space="preserve">：         </w:t>
+        <w:t xml:space="preserve">：     </w:t>
       </w:r>
       <w:r>
         <w:rPr>
@@ -358,7 +302,7 @@
           <w:shd w:val="clear" w:color="auto" w:fill="FFFFFF"/>
           <w:lang w:val="en-US" w:eastAsia="zh-CN"/>
         </w:rPr>
-        <w:t>电路技术基础</w:t>
+        <w:t>大二</w:t>
       </w:r>
       <w:r>
         <w:rPr>
@@ -369,56 +313,11 @@
           <w:u w:val="single"/>
           <w:shd w:val="clear" w:color="auto" w:fill="FFFFFF"/>
         </w:rPr>
-        <w:t xml:space="preserve">                </w:t>
-      </w:r>
-    </w:p>
-    <w:p>
-      <w:pPr>
-        <w:ind w:firstLine="1423" w:firstLineChars="593"/>
+        <w:t xml:space="preserve">                 </w:t>
+      </w:r>
+      <w:r>
         <w:rPr>
           <w:rFonts w:hint="eastAsia" w:ascii="宋体" w:hAnsi="宋体" w:cs="Arial"/>
-          <w:caps/>
-          <w:sz w:val="30"/>
-          <w:szCs w:val="30"/>
-          <w:u w:val="single"/>
-          <w:shd w:val="clear" w:color="auto" w:fill="FFFFFF"/>
-        </w:rPr>
-      </w:pPr>
-      <w:r>
-        <w:rPr>
-          <w:rFonts w:ascii="宋体" w:hAnsi="宋体" w:eastAsia="宋体"/>
-          <w:b w:val="0"/>
-          <w:sz w:val="24"/>
-        </w:rPr>
-        <w:t>实验名称：实验二 电路中电位、电压的测定及电路电位图的绘制</w:t>
-      </w:r>
-    </w:p>
-    <w:p>
-      <w:pPr>
-        <w:ind w:firstLine="1423" w:firstLineChars="593"/>
-        <w:rPr>
-          <w:rFonts w:ascii="宋体" w:hAnsi="宋体" w:cs="Arial"/>
-          <w:caps/>
-          <w:sz w:val="30"/>
-          <w:szCs w:val="30"/>
-          <w:u w:val="single"/>
-          <w:shd w:val="clear" w:color="auto" w:fill="FFFFFF"/>
-        </w:rPr>
-      </w:pPr>
-      <w:r>
-        <w:rPr>
-          <w:rFonts w:ascii="宋体" w:hAnsi="宋体" w:eastAsia="宋体"/>
-          <w:b w:val="0"/>
-          <w:sz w:val="24"/>
-        </w:rPr>
-        <w:t>实验日期：________________</w:t>
-      </w:r>
-    </w:p>
-    <w:p>
-      <w:pPr>
-        <w:ind w:firstLine="1423" w:firstLineChars="593"/>
-        <w:rPr>
-          <w:rFonts w:hint="default" w:ascii="宋体" w:hAnsi="宋体" w:eastAsia="宋体" w:cs="Arial"/>
           <w:caps/>
           <w:sz w:val="30"/>
           <w:szCs w:val="30"/>
@@ -426,23 +325,250 @@
           <w:shd w:val="clear" w:color="auto" w:fill="FFFFFF"/>
           <w:lang w:val="en-US" w:eastAsia="zh-CN"/>
         </w:rPr>
+        <w:t xml:space="preserve">  </w:t>
+      </w:r>
+      <w:r>
+        <w:rPr>
+          <w:rFonts w:hint="eastAsia" w:ascii="宋体" w:hAnsi="宋体" w:cs="Arial"/>
+          <w:caps/>
+          <w:sz w:val="30"/>
+          <w:szCs w:val="30"/>
+          <w:u w:val="single"/>
+          <w:shd w:val="clear" w:color="auto" w:fill="FFFFFF"/>
+        </w:rPr>
+        <w:t xml:space="preserve">   </w:t>
+      </w:r>
+    </w:p>
+    <w:p>
+      <w:pPr>
+        <w:ind w:firstLine="1779" w:firstLineChars="593"/>
+        <w:rPr>
+          <w:rFonts w:hint="eastAsia" w:ascii="宋体" w:hAnsi="宋体" w:cs="Arial"/>
+          <w:caps/>
+          <w:sz w:val="30"/>
+          <w:szCs w:val="30"/>
+          <w:u w:val="single"/>
+          <w:shd w:val="clear" w:color="auto" w:fill="FFFFFF"/>
+        </w:rPr>
+      </w:pPr>
+      <w:r>
+        <w:rPr>
+          <w:rFonts w:hint="eastAsia" w:ascii="宋体" w:hAnsi="宋体" w:cs="Arial"/>
+          <w:caps/>
+          <w:sz w:val="30"/>
+          <w:szCs w:val="30"/>
+          <w:shd w:val="clear" w:color="auto" w:fill="FFFFFF"/>
+        </w:rPr>
+        <w:t>课程名称</w:t>
+      </w:r>
+      <w:r>
+        <w:rPr>
+          <w:rFonts w:hint="eastAsia" w:ascii="宋体" w:hAnsi="宋体" w:cs="Arial"/>
+          <w:caps/>
+          <w:sz w:val="30"/>
+          <w:szCs w:val="30"/>
+          <w:u w:val="single"/>
+          <w:shd w:val="clear" w:color="auto" w:fill="FFFFFF"/>
+        </w:rPr>
+        <w:t xml:space="preserve">：     </w:t>
+      </w:r>
+      <w:r>
+        <w:rPr>
+          <w:rFonts w:hint="eastAsia" w:ascii="宋体" w:hAnsi="宋体" w:cs="Arial"/>
+          <w:caps/>
+          <w:sz w:val="30"/>
+          <w:szCs w:val="30"/>
+          <w:u w:val="single"/>
+          <w:shd w:val="clear" w:color="auto" w:fill="FFFFFF"/>
+          <w:lang w:val="en-US" w:eastAsia="zh-CN"/>
+        </w:rPr>
+        <w:t>电路技术基础</w:t>
+      </w:r>
+      <w:r>
+        <w:rPr>
+          <w:rFonts w:hint="eastAsia" w:ascii="宋体" w:hAnsi="宋体" w:cs="Arial"/>
+          <w:caps/>
+          <w:sz w:val="30"/>
+          <w:szCs w:val="30"/>
+          <w:u w:val="single"/>
+          <w:shd w:val="clear" w:color="auto" w:fill="FFFFFF"/>
+        </w:rPr>
+        <w:t xml:space="preserve">              </w:t>
+      </w:r>
+    </w:p>
+    <w:p>
+      <w:pPr>
+        <w:ind w:firstLine="1779" w:firstLineChars="593"/>
+        <w:rPr>
+          <w:rFonts w:hint="default" w:ascii="宋体" w:hAnsi="宋体" w:eastAsia="宋体" w:cs="Arial"/>
+          <w:caps/>
+          <w:sz w:val="30"/>
+          <w:szCs w:val="30"/>
+          <w:u w:val="single"/>
+          <w:shd w:val="clear" w:color="auto" w:fill="FFFFFF"/>
+          <w:lang w:val="en-US" w:eastAsia="zh-CN"/>
+        </w:rPr>
       </w:pPr>
       <w:r>
         <w:rPr>
           <w:rFonts w:ascii="宋体" w:hAnsi="宋体" w:eastAsia="宋体"/>
           <w:b w:val="0"/>
-          <w:sz w:val="24"/>
-        </w:rPr>
-        <w:t>指导教师：</w:t>
+          <w:sz w:val="30"/>
+          <w:szCs w:val="30"/>
+        </w:rPr>
+        <w:t>实验名称：</w:t>
+      </w:r>
+      <w:r>
+        <w:rPr>
+          <w:rFonts w:hint="eastAsia" w:ascii="宋体" w:hAnsi="宋体" w:cs="Arial"/>
+          <w:caps/>
+          <w:sz w:val="30"/>
+          <w:szCs w:val="30"/>
+          <w:u w:val="single"/>
+          <w:shd w:val="clear" w:color="auto" w:fill="FFFFFF"/>
+        </w:rPr>
+        <w:t xml:space="preserve">    </w:t>
+      </w:r>
+      <w:r>
+        <w:rPr>
+          <w:rFonts w:ascii="宋体" w:hAnsi="宋体" w:eastAsia="宋体"/>
+          <w:b w:val="0"/>
+          <w:sz w:val="30"/>
+          <w:szCs w:val="30"/>
+          <w:u w:val="single"/>
+        </w:rPr>
+        <w:t>实验</w:t>
       </w:r>
       <w:r>
         <w:rPr>
           <w:rFonts w:hint="eastAsia" w:ascii="宋体" w:hAnsi="宋体"/>
           <w:b w:val="0"/>
-          <w:sz w:val="24"/>
+          <w:sz w:val="30"/>
+          <w:szCs w:val="30"/>
+          <w:u w:val="single"/>
           <w:lang w:val="en-US" w:eastAsia="zh-CN"/>
         </w:rPr>
-        <w:t>chatgpt gemini deepseek</w:t>
+        <w:t>二</w:t>
+      </w:r>
+      <w:r>
+        <w:rPr>
+          <w:rFonts w:ascii="宋体" w:hAnsi="宋体" w:eastAsia="宋体"/>
+          <w:b w:val="0"/>
+          <w:sz w:val="30"/>
+          <w:szCs w:val="30"/>
+          <w:u w:val="single"/>
+        </w:rPr>
+        <w:t xml:space="preserve"> </w:t>
+      </w:r>
+      <w:r>
+        <w:rPr>
+          <w:rFonts w:hint="eastAsia" w:ascii="宋体" w:hAnsi="宋体"/>
+          <w:b w:val="0"/>
+          <w:sz w:val="30"/>
+          <w:szCs w:val="30"/>
+          <w:u w:val="single"/>
+          <w:lang w:val="en-US" w:eastAsia="zh-CN"/>
+        </w:rPr>
+        <w:t xml:space="preserve"> 电路中电位的研究   </w:t>
+      </w:r>
+    </w:p>
+    <w:p>
+      <w:pPr>
+        <w:ind w:firstLine="1779" w:firstLineChars="593"/>
+        <w:rPr>
+          <w:rFonts w:hint="default" w:ascii="宋体" w:hAnsi="宋体" w:eastAsia="宋体" w:cs="Arial"/>
+          <w:caps/>
+          <w:sz w:val="30"/>
+          <w:szCs w:val="30"/>
+          <w:u w:val="single"/>
+          <w:shd w:val="clear" w:color="auto" w:fill="FFFFFF"/>
+          <w:lang w:val="en-US" w:eastAsia="zh-CN"/>
+        </w:rPr>
+      </w:pPr>
+      <w:r>
+        <w:rPr>
+          <w:rFonts w:ascii="宋体" w:hAnsi="宋体" w:eastAsia="宋体"/>
+          <w:b w:val="0"/>
+          <w:sz w:val="30"/>
+          <w:szCs w:val="30"/>
+        </w:rPr>
+        <w:t>实验日期：___________</w:t>
+      </w:r>
+      <w:r>
+        <w:rPr>
+          <w:rFonts w:ascii="宋体" w:hAnsi="宋体" w:eastAsia="宋体"/>
+          <w:b w:val="0"/>
+          <w:sz w:val="30"/>
+          <w:szCs w:val="30"/>
+          <w:u w:val="single"/>
+        </w:rPr>
+        <w:t>__</w:t>
+      </w:r>
+      <w:r>
+        <w:rPr>
+          <w:rFonts w:hint="eastAsia" w:ascii="宋体" w:hAnsi="宋体"/>
+          <w:b w:val="0"/>
+          <w:sz w:val="30"/>
+          <w:szCs w:val="30"/>
+          <w:u w:val="single"/>
+          <w:lang w:val="en-US" w:eastAsia="zh-CN"/>
+        </w:rPr>
+        <w:t>9.04</w:t>
+      </w:r>
+      <w:r>
+        <w:rPr>
+          <w:rFonts w:ascii="宋体" w:hAnsi="宋体" w:eastAsia="宋体"/>
+          <w:b w:val="0"/>
+          <w:sz w:val="30"/>
+          <w:szCs w:val="30"/>
+          <w:u w:val="single"/>
+        </w:rPr>
+        <w:t>_</w:t>
+      </w:r>
+      <w:r>
+        <w:rPr>
+          <w:rFonts w:hint="eastAsia" w:ascii="宋体" w:hAnsi="宋体" w:cs="Arial"/>
+          <w:caps/>
+          <w:sz w:val="30"/>
+          <w:szCs w:val="30"/>
+          <w:u w:val="single"/>
+          <w:shd w:val="clear" w:color="auto" w:fill="FFFFFF"/>
+        </w:rPr>
+        <w:t xml:space="preserve">             </w:t>
+      </w:r>
+    </w:p>
+    <w:p>
+      <w:pPr>
+        <w:ind w:firstLine="1779" w:firstLineChars="593"/>
+        <w:rPr>
+          <w:rFonts w:hint="default" w:ascii="宋体" w:hAnsi="宋体" w:eastAsia="宋体" w:cs="Arial"/>
+          <w:caps/>
+          <w:sz w:val="30"/>
+          <w:szCs w:val="30"/>
+          <w:u w:val="single"/>
+          <w:shd w:val="clear" w:color="auto" w:fill="FFFFFF"/>
+          <w:lang w:val="en-US" w:eastAsia="zh-CN"/>
+        </w:rPr>
+      </w:pPr>
+      <w:r>
+        <w:rPr>
+          <w:rFonts w:ascii="宋体" w:hAnsi="宋体" w:eastAsia="宋体"/>
+          <w:b w:val="0"/>
+          <w:sz w:val="30"/>
+          <w:szCs w:val="30"/>
+        </w:rPr>
+        <w:t>指导教师：</w:t>
+      </w:r>
+      <w:r>
+        <w:rPr>
+          <w:rFonts w:hint="eastAsia" w:ascii="宋体" w:hAnsi="宋体"/>
+          <w:b w:val="0"/>
+          <w:sz w:val="30"/>
+          <w:szCs w:val="30"/>
+          <w:u w:val="single"/>
+          <w:lang w:val="en-US" w:eastAsia="zh-CN"/>
+        </w:rPr>
+        <w:t xml:space="preserve">王丹，路洋                     </w:t>
       </w:r>
     </w:p>
     <w:p>
@@ -584,7 +710,7 @@
     </w:p>
     <w:p>
       <w:pPr>
-        <w:spacing w:line="324" w:lineRule="auto" w:after="60"/>
+        <w:spacing w:after="60" w:line="324" w:lineRule="auto"/>
         <w:ind w:firstLine="420"/>
       </w:pPr>
       <w:r>
@@ -597,7 +723,7 @@
     </w:p>
     <w:p>
       <w:pPr>
-        <w:spacing w:line="324" w:lineRule="auto" w:after="60"/>
+        <w:spacing w:after="60" w:line="324" w:lineRule="auto"/>
         <w:ind w:firstLine="420"/>
       </w:pPr>
       <w:r>
@@ -610,7 +736,7 @@
     </w:p>
     <w:p>
       <w:pPr>
-        <w:spacing w:line="324" w:lineRule="auto" w:after="60"/>
+        <w:spacing w:after="60" w:line="324" w:lineRule="auto"/>
         <w:ind w:firstLine="420"/>
       </w:pPr>
       <w:r>
@@ -788,14 +914,6 @@
       </w:tblGrid>
       <w:tr>
         <w:tblPrEx>
-          <w:tblBorders>
-            <w:top w:val="single" w:color="808080" w:sz="6" w:space="0"/>
-            <w:left w:val="single" w:color="808080" w:sz="6" w:space="0"/>
-            <w:bottom w:val="single" w:color="808080" w:sz="6" w:space="0"/>
-            <w:right w:val="single" w:color="808080" w:sz="6" w:space="0"/>
-            <w:insideH w:val="single" w:color="808080" w:sz="6" w:space="0"/>
-            <w:insideV w:val="single" w:color="808080" w:sz="6" w:space="0"/>
-          </w:tblBorders>
           <w:tblCellMar>
             <w:top w:w="0" w:type="dxa"/>
             <w:left w:w="108" w:type="dxa"/>
@@ -2596,8 +2714,6 @@
         </w:rPr>
         <w:t>六、电位图绘制说明</w:t>
       </w:r>
-      <w:bookmarkStart w:id="0" w:name="_GoBack"/>
-      <w:bookmarkEnd w:id="0"/>
     </w:p>
     <w:p>
       <w:pPr>
@@ -2697,7 +2813,41 @@
           <w:b w:val="0"/>
           <w:sz w:val="21"/>
         </w:rPr>
-        <w:t>1. 电压表有限输入电阻会使高阻支路产生分流；表笔接触电阻、插孔氧化和电源纹波会带来附加误差。</w:t>
+        <w:t>1. 电压表有限输入电阻会使高阻支路产生分流；</w:t>
+      </w:r>
+      <w:r>
+        <w:rPr>
+          <w:rFonts w:hint="eastAsia" w:ascii="宋体" w:hAnsi="宋体"/>
+          <w:b w:val="0"/>
+          <w:sz w:val="21"/>
+          <w:lang w:val="en-US" w:eastAsia="zh-CN"/>
+        </w:rPr>
+        <w:t>经查阅互联网资料知，</w:t>
+      </w:r>
+      <w:r>
+        <w:rPr>
+          <w:rFonts w:ascii="宋体" w:hAnsi="宋体" w:eastAsia="宋体"/>
+          <w:b w:val="0"/>
+          <w:sz w:val="21"/>
+        </w:rPr>
+        <w:t>表笔接触电阻、插孔氧化和电源纹波</w:t>
+      </w:r>
+      <w:r>
+        <w:rPr>
+          <w:rFonts w:hint="eastAsia" w:ascii="宋体" w:hAnsi="宋体"/>
+          <w:b w:val="0"/>
+          <w:sz w:val="21"/>
+          <w:lang w:val="en-US" w:eastAsia="zh-CN"/>
+        </w:rPr>
+        <w:t>等</w:t>
+      </w:r>
+      <w:r>
+        <w:rPr>
+          <w:rFonts w:ascii="宋体" w:hAnsi="宋体" w:eastAsia="宋体"/>
+          <w:b w:val="0"/>
+          <w:sz w:val="21"/>
+        </w:rPr>
+        <w:t>会带来附加误差。</w:t>
       </w:r>
     </w:p>
     <w:p>
@@ -2746,14 +2896,57 @@
       <w:pPr>
         <w:spacing w:after="60" w:line="324" w:lineRule="auto"/>
         <w:ind w:firstLine="420"/>
+        <w:rPr>
+          <w:sz w:val="21"/>
+          <w:szCs w:val="21"/>
+        </w:rPr>
       </w:pPr>
       <w:r>
         <w:rPr>
           <w:rFonts w:ascii="宋体" w:hAnsi="宋体" w:eastAsia="宋体"/>
           <w:b w:val="0"/>
           <w:sz w:val="21"/>
-        </w:rPr>
-        <w:t>参考点是人为选定的零电位基准；改变参考点会改变全部节点电位的数值，但不会改变任意两点的电压。等电位点是电位相同的两点，理想短接/断开不会改变其他节点的电位和各支路电压，因为两点间无驱动电压、无电流。</w:t>
+          <w:szCs w:val="21"/>
+        </w:rPr>
+        <w:t>参考点是人为选定的零电位基准；改变参考点会改变全部节点电位的数</w:t>
+      </w:r>
+      <w:bookmarkStart w:id="0" w:name="_GoBack"/>
+      <w:bookmarkEnd w:id="0"/>
+      <w:r>
+        <w:rPr>
+          <w:rFonts w:ascii="宋体" w:hAnsi="宋体" w:eastAsia="宋体"/>
+          <w:b w:val="0"/>
+          <w:sz w:val="21"/>
+          <w:szCs w:val="21"/>
+        </w:rPr>
+        <w:t>值，但不会改变任意两点的电压。</w:t>
+      </w:r>
+      <w:r>
+        <w:rPr>
+          <w:rFonts w:ascii="宋体" w:hAnsi="宋体" w:eastAsia="宋体" w:cs="宋体"/>
+          <w:sz w:val="21"/>
+          <w:szCs w:val="21"/>
+        </w:rPr>
+        <w:t>若两个节点在</w:t>
+      </w:r>
+      <w:r>
+        <w:rPr>
+          <w:rStyle w:val="15"/>
+          <w:rFonts w:ascii="宋体" w:hAnsi="宋体" w:eastAsia="宋体" w:cs="宋体"/>
+          <w:b w:val="0"/>
+          <w:bCs/>
+          <w:sz w:val="21"/>
+          <w:szCs w:val="21"/>
+        </w:rPr>
+        <w:t>未连接时已经处于等电位状态</w:t>
+      </w:r>
+      <w:r>
+        <w:rPr>
+          <w:rFonts w:ascii="宋体" w:hAnsi="宋体" w:eastAsia="宋体" w:cs="宋体"/>
+          <w:sz w:val="21"/>
+          <w:szCs w:val="21"/>
+        </w:rPr>
+        <w:t>，在本实验的线性直流电阻网络中将它们短接，理想情况下不会显著改变原网络各节点电位和支路工作状态。</w:t>
       </w:r>
     </w:p>
     <w:p>
@@ -2766,8 +2959,17 @@
           <w:rFonts w:ascii="宋体" w:hAnsi="宋体" w:eastAsia="宋体"/>
           <w:b w:val="0"/>
           <w:sz w:val="21"/>
-        </w:rPr>
-        <w:t>本实验实测表明：参考点由a改为e后各节点电位统一平移约6.630 V；闭合回路电压代数和的最大残差仅0.016 V；等电位点短接前后节点变化很小。实验结果与电位相对性及KVL一致。</w:t>
+          <w:szCs w:val="21"/>
+        </w:rPr>
+        <w:t>本实验实测表明：参考点由a改为e后各节点电位统一平移约6.630 V；闭合回路电压代数和的最大残差仅0.016 V；等电位点短接前后节点变化很小。实验结果与电位相对性及KVL一致</w:t>
+      </w:r>
+      <w:r>
+        <w:rPr>
+          <w:rFonts w:ascii="宋体" w:hAnsi="宋体" w:eastAsia="宋体"/>
+          <w:b w:val="0"/>
+          <w:sz w:val="21"/>
+        </w:rPr>
+        <w:t>。</w:t>
       </w:r>
     </w:p>
     <w:sectPr>
@@ -2835,7 +3037,7 @@
   <w:docDefaults>
     <w:rPrDefault>
       <w:rPr>
-        <w:rFonts w:asciiTheme="minorHAnsi" w:hAnsiTheme="minorHAnsi" w:eastAsiaTheme="minorEastAsia" w:cstheme="minorBidi"/>
+        <w:rFonts w:ascii="Times New Roman" w:hAnsi="Times New Roman" w:eastAsia="宋体" w:cs="Times New Roman"/>
       </w:rPr>
     </w:rPrDefault>
     <w:pPrDefault/>
@@ -3115,7 +3317,7 @@
     <w:name w:val="heading 1"/>
     <w:basedOn w:val="1"/>
     <w:next w:val="1"/>
-    <w:link w:val="15"/>
+    <w:link w:val="16"/>
     <w:qFormat/>
     <w:uiPriority w:val="9"/>
     <w:pPr>
@@ -3137,7 +3339,7 @@
     <w:name w:val="heading 2"/>
     <w:basedOn w:val="1"/>
     <w:next w:val="1"/>
-    <w:link w:val="16"/>
+    <w:link w:val="17"/>
     <w:semiHidden/>
     <w:unhideWhenUsed/>
     <w:qFormat/>
@@ -3161,7 +3363,7 @@
     <w:name w:val="heading 3"/>
     <w:basedOn w:val="1"/>
     <w:next w:val="1"/>
-    <w:link w:val="17"/>
+    <w:link w:val="18"/>
     <w:semiHidden/>
     <w:unhideWhenUsed/>
     <w:qFormat/>
@@ -3185,7 +3387,7 @@
     <w:name w:val="heading 4"/>
     <w:basedOn w:val="1"/>
     <w:next w:val="1"/>
-    <w:link w:val="18"/>
+    <w:link w:val="19"/>
     <w:semiHidden/>
     <w:unhideWhenUsed/>
     <w:qFormat/>
@@ -3209,7 +3411,7 @@
     <w:name w:val="heading 5"/>
     <w:basedOn w:val="1"/>
     <w:next w:val="1"/>
-    <w:link w:val="19"/>
+    <w:link w:val="20"/>
     <w:semiHidden/>
     <w:unhideWhenUsed/>
     <w:qFormat/>
@@ -3232,7 +3434,7 @@
     <w:name w:val="heading 6"/>
     <w:basedOn w:val="1"/>
     <w:next w:val="1"/>
-    <w:link w:val="20"/>
+    <w:link w:val="21"/>
     <w:semiHidden/>
     <w:unhideWhenUsed/>
     <w:qFormat/>
@@ -3257,7 +3459,7 @@
     <w:name w:val="heading 7"/>
     <w:basedOn w:val="1"/>
     <w:next w:val="1"/>
-    <w:link w:val="21"/>
+    <w:link w:val="22"/>
     <w:semiHidden/>
     <w:unhideWhenUsed/>
     <w:qFormat/>
@@ -3290,7 +3492,7 @@
     <w:name w:val="heading 8"/>
     <w:basedOn w:val="1"/>
     <w:next w:val="1"/>
-    <w:link w:val="22"/>
+    <w:link w:val="23"/>
     <w:semiHidden/>
     <w:unhideWhenUsed/>
     <w:qFormat/>
@@ -3321,7 +3523,7 @@
     <w:name w:val="heading 9"/>
     <w:basedOn w:val="1"/>
     <w:next w:val="1"/>
-    <w:link w:val="23"/>
+    <w:link w:val="24"/>
     <w:semiHidden/>
     <w:unhideWhenUsed/>
     <w:qFormat/>
@@ -3374,7 +3576,7 @@
     <w:name w:val="Subtitle"/>
     <w:basedOn w:val="1"/>
     <w:next w:val="1"/>
-    <w:link w:val="25"/>
+    <w:link w:val="26"/>
     <w:qFormat/>
     <w:uiPriority w:val="11"/>
     <w:pPr>
@@ -3402,7 +3604,7 @@
     <w:name w:val="Title"/>
     <w:basedOn w:val="1"/>
     <w:next w:val="1"/>
-    <w:link w:val="24"/>
+    <w:link w:val="25"/>
     <w:qFormat/>
     <w:uiPriority w:val="10"/>
     <w:pPr>
@@ -3419,7 +3621,16 @@
       <w14:ligatures w14:val="standardContextual"/>
     </w:rPr>
   </w:style>
-  <w:style w:type="character" w:customStyle="1" w:styleId="15">
+  <w:style w:type="character" w:styleId="15">
+    <w:name w:val="Strong"/>
+    <w:basedOn w:val="14"/>
+    <w:qFormat/>
+    <w:uiPriority w:val="22"/>
+    <w:rPr>
+      <w:b/>
+    </w:rPr>
+  </w:style>
+  <w:style w:type="character" w:customStyle="1" w:styleId="16">
     <w:name w:val="标题 1 字符"/>
     <w:basedOn w:val="14"/>
     <w:link w:val="2"/>
@@ -3432,7 +3643,7 @@
       <w:szCs w:val="48"/>
     </w:rPr>
   </w:style>
-  <w:style w:type="character" w:customStyle="1" w:styleId="16">
+  <w:style w:type="character" w:customStyle="1" w:styleId="17">
     <w:name w:val="标题 2 字符"/>
     <w:basedOn w:val="14"/>
     <w:link w:val="3"/>
@@ -3446,7 +3657,7 @@
       <w:szCs w:val="40"/>
     </w:rPr>
   </w:style>
-  <w:style w:type="character" w:customStyle="1" w:styleId="17">
+  <w:style w:type="character" w:customStyle="1" w:styleId="18">
     <w:name w:val="标题 3 字符"/>
     <w:basedOn w:val="14"/>
     <w:link w:val="4"/>
@@ -3460,7 +3671,7 @@
       <w:szCs w:val="32"/>
     </w:rPr>
   </w:style>
-  <w:style w:type="character" w:customStyle="1" w:styleId="18">
+  <w:style w:type="character" w:customStyle="1" w:styleId="19">
     <w:name w:val="标题 4 字符"/>
     <w:basedOn w:val="14"/>
     <w:link w:val="5"/>
@@ -3474,7 +3685,7 @@
       <w:szCs w:val="28"/>
     </w:rPr>
   </w:style>
-  <w:style w:type="character" w:customStyle="1" w:styleId="19">
+  <w:style w:type="character" w:customStyle="1" w:styleId="20">
     <w:name w:val="标题 5 字符"/>
     <w:basedOn w:val="14"/>
     <w:link w:val="6"/>
@@ -3487,7 +3698,7 @@
       <w:sz w:val="24"/>
     </w:rPr>
   </w:style>
-  <w:style w:type="character" w:customStyle="1" w:styleId="20">
+  <w:style w:type="character" w:customStyle="1" w:styleId="21">
     <w:name w:val="标题 6 字符"/>
     <w:basedOn w:val="14"/>
     <w:link w:val="7"/>
@@ -3501,7 +3712,7 @@
       <w:color w:val="104862" w:themeColor="accent1" w:themeShade="BF"/>
     </w:rPr>
   </w:style>
-  <w:style w:type="character" w:customStyle="1" w:styleId="21">
+  <w:style w:type="character" w:customStyle="1" w:styleId="22">
     <w:name w:val="标题 7 字符"/>
     <w:basedOn w:val="14"/>
     <w:link w:val="8"/>
@@ -3523,7 +3734,7 @@
       </w14:textFill>
     </w:rPr>
   </w:style>
-  <w:style w:type="character" w:customStyle="1" w:styleId="22">
+  <w:style w:type="character" w:customStyle="1" w:styleId="23">
     <w:name w:val="标题 8 字符"/>
     <w:basedOn w:val="14"/>
     <w:link w:val="9"/>
@@ -3543,7 +3754,7 @@
       </w14:textFill>
     </w:rPr>
   </w:style>
-  <w:style w:type="character" w:customStyle="1" w:styleId="23">
+  <w:style w:type="character" w:customStyle="1" w:styleId="24">
     <w:name w:val="标题 9 字符"/>
     <w:basedOn w:val="14"/>
     <w:link w:val="10"/>
@@ -3563,7 +3774,7 @@
       </w14:textFill>
     </w:rPr>
   </w:style>
-  <w:style w:type="character" w:customStyle="1" w:styleId="24">
+  <w:style w:type="character" w:customStyle="1" w:styleId="25">
     <w:name w:val="标题 字符"/>
     <w:basedOn w:val="14"/>
     <w:link w:val="12"/>
@@ -3577,7 +3788,7 @@
       <w:szCs w:val="56"/>
     </w:rPr>
   </w:style>
-  <w:style w:type="character" w:customStyle="1" w:styleId="25">
+  <w:style w:type="character" w:customStyle="1" w:styleId="26">
     <w:name w:val="副标题 字符"/>
     <w:basedOn w:val="14"/>
     <w:link w:val="11"/>
@@ -3599,11 +3810,11 @@
       </w14:textFill>
     </w:rPr>
   </w:style>
-  <w:style w:type="paragraph" w:styleId="26">
+  <w:style w:type="paragraph" w:styleId="27">
     <w:name w:val="Quote"/>
     <w:basedOn w:val="1"/>
     <w:next w:val="1"/>
-    <w:link w:val="27"/>
+    <w:link w:val="28"/>
     <w:qFormat/>
     <w:uiPriority w:val="29"/>
     <w:pPr>
@@ -3627,10 +3838,10 @@
       <w14:ligatures w14:val="standardContextual"/>
     </w:rPr>
   </w:style>
-  <w:style w:type="character" w:customStyle="1" w:styleId="27">
+  <w:style w:type="character" w:customStyle="1" w:styleId="28">
     <w:name w:val="引用 字符"/>
     <w:basedOn w:val="14"/>
-    <w:link w:val="26"/>
+    <w:link w:val="27"/>
     <w:qFormat/>
     <w:uiPriority w:val="29"/>
     <w:rPr>
@@ -3647,7 +3858,7 @@
       </w14:textFill>
     </w:rPr>
   </w:style>
-  <w:style w:type="paragraph" w:styleId="28">
+  <w:style w:type="paragraph" w:styleId="29">
     <w:name w:val="List Paragraph"/>
     <w:basedOn w:val="1"/>
     <w:qFormat/>
@@ -3664,7 +3875,7 @@
       <w14:ligatures w14:val="standardContextual"/>
     </w:rPr>
   </w:style>
-  <w:style w:type="character" w:customStyle="1" w:styleId="29">
+  <w:style w:type="character" w:customStyle="1" w:styleId="30">
     <w:name w:val="Intense Emphasis"/>
     <w:basedOn w:val="14"/>
     <w:qFormat/>
@@ -3675,11 +3886,11 @@
       <w:color w:val="104862" w:themeColor="accent1" w:themeShade="BF"/>
     </w:rPr>
   </w:style>
-  <w:style w:type="paragraph" w:styleId="30">
+  <w:style w:type="paragraph" w:styleId="31">
     <w:name w:val="Intense Quote"/>
     <w:basedOn w:val="1"/>
     <w:next w:val="1"/>
-    <w:link w:val="31"/>
+    <w:link w:val="32"/>
     <w:qFormat/>
     <w:uiPriority w:val="30"/>
     <w:pPr>
@@ -3700,10 +3911,10 @@
       <w14:ligatures w14:val="standardContextual"/>
     </w:rPr>
   </w:style>
-  <w:style w:type="character" w:customStyle="1" w:styleId="31">
+  <w:style w:type="character" w:customStyle="1" w:styleId="32">
     <w:name w:val="明显引用 字符"/>
     <w:basedOn w:val="14"/>
-    <w:link w:val="30"/>
+    <w:link w:val="31"/>
     <w:qFormat/>
     <w:uiPriority w:val="30"/>
     <w:rPr>
@@ -3712,7 +3923,7 @@
       <w:color w:val="104862" w:themeColor="accent1" w:themeShade="BF"/>
     </w:rPr>
   </w:style>
-  <w:style w:type="character" w:customStyle="1" w:styleId="32">
+  <w:style w:type="character" w:customStyle="1" w:styleId="33">
     <w:name w:val="Intense Reference"/>
     <w:basedOn w:val="14"/>
     <w:qFormat/>
